--- a/courts/ninth-circuit/montana/federal/district/complaint/usage/OUTPUT-complaint.docx
+++ b/courts/ninth-circuit/montana/federal/district/complaint/usage/OUTPUT-complaint.docx
@@ -705,7 +705,7 @@
           <w:p>
             <w:pPr>
               <w:spacing w:before="0" w:after="0" w:line="320" w:lineRule="exact"/>
-              <w:ind w:left="0" w:right="288" w:firstLine="0"/>
+              <w:ind w:left="0" w:right="273" w:firstLine="0"/>
               <w:jc w:val="left"/>
             </w:pPr>
             <w:r>
@@ -853,7 +853,7 @@
           <w:p>
             <w:pPr>
               <w:spacing w:before="320" w:after="0" w:line="320" w:lineRule="exact"/>
-              <w:ind w:left="2016" w:right="288" w:firstLine="0"/>
+              <w:ind w:left="2016" w:right="273" w:firstLine="0"/>
               <w:jc w:val="left"/>
             </w:pPr>
             <w:r>
@@ -863,7 +863,7 @@
           <w:p>
             <w:pPr>
               <w:spacing w:before="320" w:after="320" w:line="320" w:lineRule="exact"/>
-              <w:ind w:left="0" w:right="288" w:firstLine="0"/>
+              <w:ind w:left="0" w:right="273" w:firstLine="0"/>
               <w:jc w:val="left"/>
             </w:pPr>
             <w:r>
@@ -873,7 +873,7 @@
           <w:p>
             <w:pPr>
               <w:spacing w:before="0" w:after="0" w:line="320" w:lineRule="exact"/>
-              <w:ind w:left="0" w:right="288" w:firstLine="0"/>
+              <w:ind w:left="0" w:right="273" w:firstLine="0"/>
               <w:jc w:val="left"/>
             </w:pPr>
             <w:r>
@@ -967,7 +967,7 @@
           <w:p>
             <w:pPr>
               <w:spacing w:before="320" w:after="320" w:line="320" w:lineRule="exact"/>
-              <w:ind w:left="2016" w:right="288" w:firstLine="0"/>
+              <w:ind w:left="2016" w:right="273" w:firstLine="0"/>
               <w:jc w:val="left"/>
             </w:pPr>
             <w:r>
